--- a/tools/Промты_NPC.docx
+++ b/tools/Промты_NPC.docx
@@ -88,7 +88,7 @@
           <w:sz w:val="21"/>
           <w:szCs w:val="21"/>
         </w:rPr>
-        <w:t xml:space="preserve">Friendly middle-aged traveling merchant, human man, round belly, warm smiling squinting eyes, bushy brown moustache, short brown hair, wide-brimmed straw hat, teal tunic with golden trim, leather belt with two small coin pouches sewn on, brown trousers, sturdy boots. Stylized anime fantasy game character, Genshin Impact-like cel-shaded style, original design, full body, standing straight in A-pose (arms stretched slightly away from the body, palms facing down, fingers open, legs slightly apart), facing the camera, symmetrical, feet flat on the ground. EMPTY HANDS: holds nothing, no weapon, no staff, no book, no bag, no backpack, no quiver, nothing on the back. Clothes close to the body, no long loose cape touching the legs. No background, game-ready, clean readable shapes.</w:t>
+        <w:t xml:space="preserve">Friendly middle-aged traveling merchant, human man, round belly, warm smiling squinting eyes, bushy brown moustache, short brown hair, wide-brimmed straw hat, teal tunic with golden trim, leather belt with two small coin pouches sewn on, brown trousers, sturdy boots. Stylized anime fantasy game character, Genshin Impact-like cel-shaded style, original design, full body, standing straight in A-pose (arms stretched slightly away from the body, palms facing down, fingers open, legs slightly apart), facing the camera, symmetrical, feet flat on the ground. EMPTY HANDS: holds nothing, no weapon, no staff, no book, no bag, no backpack, no quiver, nothing on the back. Clothes close to the body. NO cloak, NO cape, NO mantle, NO hood. No background, game-ready, clean readable shapes.</w:t>
       </w:r>
     </w:p>
     <w:p>
@@ -182,7 +182,7 @@
           <w:sz w:val="21"/>
           <w:szCs w:val="21"/>
         </w:rPr>
-        <w:t xml:space="preserve">Elderly kind creature-tamer mentor, human man, short grey hair, long grey beard and moustache, green eyes, long dark-green robe to the ankles, short brown shoulder cape with a hood lowered, leather belt. Stylized anime fantasy game character, Genshin Impact-like cel-shaded style, original design, full body, standing straight in A-pose (arms stretched slightly away from the body, palms facing down, fingers open, legs slightly apart), facing the camera, symmetrical, feet flat on the ground. EMPTY HANDS: holds nothing, no weapon, no staff, no book, no bag, no backpack, no quiver, nothing on the back. Clothes close to the body, no long loose cape touching the legs. No background, game-ready, clean readable shapes.</w:t>
+        <w:t xml:space="preserve">Elderly kind creature-tamer mentor, human man, short grey hair, long grey beard and moustache, green eyes, dark-green robe to the knees split at the sides over fitted brown trousers, leather belt, soft boots. Stylized anime fantasy game character, Genshin Impact-like cel-shaded style, original design, full body, standing straight in A-pose (arms stretched slightly away from the body, palms facing down, fingers open, legs slightly apart), facing the camera, symmetrical, feet flat on the ground. EMPTY HANDS: holds nothing, no weapon, no staff, no book, no bag, no backpack, no quiver, nothing on the back. Clothes close to the body. NO cloak, NO cape, NO mantle, NO hood. No background, game-ready, clean readable shapes.</w:t>
       </w:r>
     </w:p>
     <w:p>
@@ -317,7 +317,7 @@
           <w:sz w:val="21"/>
           <w:szCs w:val="21"/>
         </w:rPr>
-        <w:t xml:space="preserve">Elderly village headman, human man, kind but firm face, short neatly trimmed greying beard, warm brown long coat (kaftan) with a wide belt, beige shirt and a dark vest, simple boots. Stylized anime fantasy game character, Genshin Impact-like cel-shaded style, original design, full body, standing straight in A-pose (arms stretched slightly away from the body, palms facing down, fingers open, legs slightly apart), facing the camera, symmetrical, feet flat on the ground. EMPTY HANDS: holds nothing, no weapon, no staff, no book, no bag, no backpack, no quiver, nothing on the back. Clothes close to the body, no long loose cape touching the legs. No background, game-ready, clean readable shapes.</w:t>
+        <w:t xml:space="preserve">Elderly village headman, human man, kind but firm face, short neatly trimmed greying beard, warm brown long coat (kaftan) with a wide belt, beige shirt and a dark vest, simple boots. Stylized anime fantasy game character, Genshin Impact-like cel-shaded style, original design, full body, standing straight in A-pose (arms stretched slightly away from the body, palms facing down, fingers open, legs slightly apart), facing the camera, symmetrical, feet flat on the ground. EMPTY HANDS: holds nothing, no weapon, no staff, no book, no bag, no backpack, no quiver, nothing on the back. Clothes close to the body. NO cloak, NO cape, NO mantle, NO hood. No background, game-ready, clean readable shapes.</w:t>
       </w:r>
     </w:p>
     <w:p>
@@ -411,7 +411,7 @@
           <w:sz w:val="21"/>
           <w:szCs w:val="21"/>
         </w:rPr>
-        <w:t xml:space="preserve">Graceful light elf woman of middle age, village elder, long pointed ears, long straight platinum hair, calm blue eyes, fitted white and pale-blue dress with golden embroidery, thin golden circlet on the forehead. Stylized anime fantasy game character, Genshin Impact-like cel-shaded style, original design, full body, standing straight in A-pose (arms stretched slightly away from the body, palms facing down, fingers open, legs slightly apart), facing the camera, symmetrical, feet flat on the ground. EMPTY HANDS: holds nothing, no weapon, no staff, no book, no bag, no backpack, no quiver, nothing on the back. Clothes close to the body, no long loose cape touching the legs. No background, game-ready, clean readable shapes.</w:t>
+        <w:t xml:space="preserve">Graceful light elf woman of middle age, village elder, long pointed ears, long straight platinum hair, calm blue eyes, fitted white and pale-blue dress with golden embroidery, thin golden circlet on the forehead. Stylized anime fantasy game character, Genshin Impact-like cel-shaded style, original design, full body, standing straight in A-pose (arms stretched slightly away from the body, palms facing down, fingers open, legs slightly apart), facing the camera, symmetrical, feet flat on the ground. EMPTY HANDS: holds nothing, no weapon, no staff, no book, no bag, no backpack, no quiver, nothing on the back. Clothes close to the body. NO cloak, NO cape, NO mantle, NO hood. No background, game-ready, clean readable shapes.</w:t>
       </w:r>
     </w:p>
     <w:p>
@@ -505,7 +505,7 @@
           <w:sz w:val="21"/>
           <w:szCs w:val="21"/>
         </w:rPr>
-        <w:t xml:space="preserve">Stern dark elf woman, village elder, ash-grey skin, long pointed ears, white hair in a high ponytail, violet eyes, dark-purple fitted robes with silver trim, tall stiff collar, silver bracers, small amethyst pendant. Stylized anime fantasy game character, Genshin Impact-like cel-shaded style, original design, full body, standing straight in A-pose (arms stretched slightly away from the body, palms facing down, fingers open, legs slightly apart), facing the camera, symmetrical, feet flat on the ground. EMPTY HANDS: holds nothing, no weapon, no staff, no book, no bag, no backpack, no quiver, nothing on the back. Clothes close to the body, no long loose cape touching the legs. No background, game-ready, clean readable shapes.</w:t>
+        <w:t xml:space="preserve">Stern dark elf woman, village elder, ash-grey skin, long pointed ears, white hair in a high ponytail, violet eyes, dark-purple fitted robes with silver trim, tall stiff collar, silver bracers, small amethyst pendant. Stylized anime fantasy game character, Genshin Impact-like cel-shaded style, original design, full body, standing straight in A-pose (arms stretched slightly away from the body, palms facing down, fingers open, legs slightly apart), facing the camera, symmetrical, feet flat on the ground. EMPTY HANDS: holds nothing, no weapon, no staff, no book, no bag, no backpack, no quiver, nothing on the back. Clothes close to the body. NO cloak, NO cape, NO mantle, NO hood. No background, game-ready, clean readable shapes.</w:t>
       </w:r>
     </w:p>
     <w:p>
@@ -599,7 +599,7 @@
           <w:sz w:val="21"/>
           <w:szCs w:val="21"/>
         </w:rPr>
-        <w:t xml:space="preserve">Plump cheerful storekeeper, human man, round glasses, short reddish-brown hair, clean-shaven, white shirt with sleeve guards, long brown work apron, leather belt. Stylized anime fantasy game character, Genshin Impact-like cel-shaded style, original design, full body, standing straight in A-pose (arms stretched slightly away from the body, palms facing down, fingers open, legs slightly apart), facing the camera, symmetrical, feet flat on the ground. EMPTY HANDS: holds nothing, no weapon, no staff, no book, no bag, no backpack, no quiver, nothing on the back. Clothes close to the body, no long loose cape touching the legs. No background, game-ready, clean readable shapes.</w:t>
+        <w:t xml:space="preserve">Plump cheerful storekeeper, human man, round glasses, short reddish-brown hair, clean-shaven, white shirt with sleeve guards, long brown work apron, leather belt. Stylized anime fantasy game character, Genshin Impact-like cel-shaded style, original design, full body, standing straight in A-pose (arms stretched slightly away from the body, palms facing down, fingers open, legs slightly apart), facing the camera, symmetrical, feet flat on the ground. EMPTY HANDS: holds nothing, no weapon, no staff, no book, no bag, no backpack, no quiver, nothing on the back. Clothes close to the body. NO cloak, NO cape, NO mantle, NO hood. No background, game-ready, clean readable shapes.</w:t>
       </w:r>
     </w:p>
     <w:p>
@@ -734,7 +734,7 @@
           <w:sz w:val="21"/>
           <w:szCs w:val="21"/>
         </w:rPr>
-        <w:t xml:space="preserve">Mighty blacksmith, human man, broad shoulders, muscular arms, thick red beard, short red hair, soot on the face, rolled-up sleeves, heavy leather apron, thick leather gloves. Stylized anime fantasy game character, Genshin Impact-like cel-shaded style, original design, full body, standing straight in A-pose (arms stretched slightly away from the body, palms facing down, fingers open, legs slightly apart), facing the camera, symmetrical, feet flat on the ground. EMPTY HANDS: holds nothing, no weapon, no staff, no book, no bag, no backpack, no quiver, nothing on the back. Clothes close to the body, no long loose cape touching the legs. No background, game-ready, clean readable shapes.</w:t>
+        <w:t xml:space="preserve">Mighty blacksmith, human man, broad shoulders, muscular arms, thick red beard, short red hair, soot on the face, rolled-up sleeves, heavy leather apron, thick leather gloves. Stylized anime fantasy game character, Genshin Impact-like cel-shaded style, original design, full body, standing straight in A-pose (arms stretched slightly away from the body, palms facing down, fingers open, legs slightly apart), facing the camera, symmetrical, feet flat on the ground. EMPTY HANDS: holds nothing, no weapon, no staff, no book, no bag, no backpack, no quiver, nothing on the back. Clothes close to the body. NO cloak, NO cape, NO mantle, NO hood. No background, game-ready, clean readable shapes.</w:t>
       </w:r>
     </w:p>
     <w:p>
@@ -828,7 +828,7 @@
           <w:sz w:val="21"/>
           <w:szCs w:val="21"/>
         </w:rPr>
-        <w:t xml:space="preserve">Ancient wise sage, human man, very long white beard, bald head with white hair at the sides, deep-blue long robe decorated with small silver stars, wide sleeves, a simple rope belt. Stylized anime fantasy game character, Genshin Impact-like cel-shaded style, original design, full body, standing straight in A-pose (arms stretched slightly away from the body, palms facing down, fingers open, legs slightly apart), facing the camera, symmetrical, feet flat on the ground. EMPTY HANDS: holds nothing, no weapon, no staff, no book, no bag, no backpack, no quiver, nothing on the back. Clothes close to the body, no long loose cape touching the legs. No background, game-ready, clean readable shapes.</w:t>
+        <w:t xml:space="preserve">Ancient wise sage, human man, very long white beard, bald head with white hair at the sides, deep-blue long robe decorated with small silver stars, wide sleeves, a simple rope belt. Stylized anime fantasy game character, Genshin Impact-like cel-shaded style, original design, full body, standing straight in A-pose (arms stretched slightly away from the body, palms facing down, fingers open, legs slightly apart), facing the camera, symmetrical, feet flat on the ground. EMPTY HANDS: holds nothing, no weapon, no staff, no book, no bag, no backpack, no quiver, nothing on the back. Clothes close to the body. NO cloak, NO cape, NO mantle, NO hood. No background, game-ready, clean readable shapes.</w:t>
       </w:r>
     </w:p>
     <w:p>
@@ -963,7 +963,7 @@
           <w:sz w:val="21"/>
           <w:szCs w:val="21"/>
         </w:rPr>
-        <w:t xml:space="preserve">Young confident huntress, human woman, chestnut-brown hair in a braid tied close to the back of the head, green eyes, leather jacket with a short fur collar, leather bracers, practical trousers and tall boots. Stylized anime fantasy game character, Genshin Impact-like cel-shaded style, original design, full body, standing straight in A-pose (arms stretched slightly away from the body, palms facing down, fingers open, legs slightly apart), facing the camera, symmetrical, feet flat on the ground. EMPTY HANDS: holds nothing, no weapon, no staff, no book, no bag, no backpack, no quiver, nothing on the back. Clothes close to the body, no long loose cape touching the legs. No background, game-ready, clean readable shapes.</w:t>
+        <w:t xml:space="preserve">Young confident huntress, human woman, chestnut-brown hair in a braid tied close to the back of the head, green eyes, leather jacket with a short fur collar, leather bracers, practical trousers and tall boots. Stylized anime fantasy game character, Genshin Impact-like cel-shaded style, original design, full body, standing straight in A-pose (arms stretched slightly away from the body, palms facing down, fingers open, legs slightly apart), facing the camera, symmetrical, feet flat on the ground. EMPTY HANDS: holds nothing, no weapon, no staff, no book, no bag, no backpack, no quiver, nothing on the back. Clothes close to the body. NO cloak, NO cape, NO mantle, NO hood. No background, game-ready, clean readable shapes.</w:t>
       </w:r>
     </w:p>
     <w:p>
@@ -1098,7 +1098,7 @@
           <w:sz w:val="21"/>
           <w:szCs w:val="21"/>
         </w:rPr>
-        <w:t xml:space="preserve">Grim veteran mercenary captain, human man, short black hair with grey temples, stubble, a scar across one eyebrow, dark leather armor with a steel shoulder pauldron, short dark-red shoulder cape (to the waist), leather belt with an empty scabbard loop. Stylized anime fantasy game character, Genshin Impact-like cel-shaded style, original design, full body, standing straight in A-pose (arms stretched slightly away from the body, palms facing down, fingers open, legs slightly apart), facing the camera, symmetrical, feet flat on the ground. EMPTY HANDS: holds nothing, no weapon, no staff, no book, no bag, no backpack, no quiver, nothing on the back. Clothes close to the body, no long loose cape touching the legs. No background, game-ready, clean readable shapes.</w:t>
+        <w:t xml:space="preserve">Grim veteran mercenary captain, human man, short black hair with grey temples, stubble, a scar across one eyebrow, dark leather armor with a steel shoulder pauldron, a dark-red sash at the waist, leather belt with an empty scabbard loop. Stylized anime fantasy game character, Genshin Impact-like cel-shaded style, original design, full body, standing straight in A-pose (arms stretched slightly away from the body, palms facing down, fingers open, legs slightly apart), facing the camera, symmetrical, feet flat on the ground. EMPTY HANDS: holds nothing, no weapon, no staff, no book, no bag, no backpack, no quiver, nothing on the back. Clothes close to the body. NO cloak, NO cape, NO mantle, NO hood. No background, game-ready, clean readable shapes.</w:t>
       </w:r>
     </w:p>
     <w:p>
